--- a/workshop-site/labs/Lab 06 - Participant.docx
+++ b/workshop-site/labs/Lab 06 - Participant.docx
@@ -25,7 +25,7 @@
           <w:color w:val="6A6A6A"/>
           <w:sz w:val="20"/>
         </w:rPr>
-        <w:t>ServicePulse 360 Workshop v0.7 (revision 12) | Estimated time: 115 minutes | Add platform capabilities on top of the Service Disruption object: a Validation Rule, a Record-Triggered Flow, a Quick Action that calls Prompt Builder, an Approval Process for publishing rider-facing messages, and a Report plus a Dashboard. This is where the data model becomes a working platform.</w:t>
+        <w:t>ServicePulse 360 Workshop v0.7 (revision 13) | Estimated time: 115 minutes | Add platform capabilities on top of the Service Disruption object: a Validation Rule, a Record-Triggered Flow, a Quick Action that calls Prompt Builder, an Approval Process for publishing rider-facing messages, and a Report plus a Dashboard. This is where the data model becomes a working platform.</w:t>
       </w:r>
     </w:p>
     <w:p>
@@ -323,10 +323,7 @@
         <w:ind w:left="680" w:hanging="227"/>
       </w:pPr>
       <w:r>
-        <w:t xml:space="preserve">• </w:t>
-      </w:r>
-      <w:r>
-        <w:t>NOT(ISBLANK(Disruption_Cleared_Date_Time__c)) &amp;&amp; NOT(ISBLANK(Disruption_Start_Date_Time__c)) &amp;&amp; Disruption_Cleared_Date_Time__c &lt;= Disruption_Start_Date_Time__c</w:t>
+        <w:t xml:space="preserve">• NOT(ISBLANK(Disruption_Cleared_Date_Time__c)) &amp;&amp; NOT(ISBLANK(Disruption_Start_Date_Time__c)) &amp;&amp; Disruption_Cleared_Date_Time__c &lt;= Disruption_Start_Date_Time__c</w:t>
       </w:r>
     </w:p>
     <w:p>
@@ -615,10 +612,7 @@
         <w:ind w:left="680" w:hanging="227"/>
       </w:pPr>
       <w:r>
-        <w:t xml:space="preserve">• </w:t>
-      </w:r>
-      <w:r>
-        <w:t>ISCHANGED({!$Record.Status__c}) &amp;&amp; ISPICKVAL({!$Record.Status__c}, "Active")</w:t>
+        <w:t xml:space="preserve">• ISCHANGED({!$Record.Status__c}) &amp;&amp; ISPICKVAL({!$Record.Status__c}, "Active")</w:t>
       </w:r>
     </w:p>
     <w:p>
@@ -633,7 +627,7 @@
         <w:t xml:space="preserve">5. </w:t>
       </w:r>
       <w:r>
-        <w:t>When to Run the Flow for Updated Records: select the radio button for "Only when a record is updated to meet the condition requirements." This prevents the Flow from re-firing every time a Service Disruption that is already Active gets saved for any other reason.</w:t>
+        <w:t>When to Run the Flow for Updated Records: leave the default "Every time a record is updated and meets the condition requirements." The ISCHANGED function in your formula already prevents the Flow from re-firing when Status does not change, so the stricter radio option is not needed here (and in fact Salesforce rejects the combination of ISCHANGED and the stricter radio).</w:t>
       </w:r>
     </w:p>
     <w:p>
@@ -789,10 +783,7 @@
         <w:ind w:left="680" w:hanging="227"/>
       </w:pPr>
       <w:r>
-        <w:t xml:space="preserve">• </w:t>
-      </w:r>
-      <w:r>
-        <w:t>First condition: Field: Service_Disruption__c. Operator: Equals. For Value, click into the resource picker. Under Quick Resources, click Triggering Service Disruption. Then under Record Fields, click Record ID. The value populates as {!$Record.Id}.</w:t>
+        <w:t xml:space="preserve">• First condition: Field: Service_Disruption__c. Operator: Equals. For Value, click into the resource picker. Under Quick Resources, click Triggering Service Disruption. Then under Record Fields, click Record ID. The value populates as {!$Record.Id}.</w:t>
       </w:r>
     </w:p>
     <w:p>
@@ -801,10 +792,7 @@
         <w:ind w:left="680" w:hanging="227"/>
       </w:pPr>
       <w:r>
-        <w:t xml:space="preserve">• </w:t>
-      </w:r>
-      <w:r>
-        <w:t>Second condition (click Add Condition): Field: Status. Operator: Does Not Equal. Value: Closed.</w:t>
+        <w:t xml:space="preserve">• Second condition (click Add Condition): Field: Status. Operator: Does Not Equal. Value: Closed.</w:t>
       </w:r>
     </w:p>
     <w:p>
@@ -828,10 +816,7 @@
         <w:ind w:left="680" w:hanging="227"/>
       </w:pPr>
       <w:r>
-        <w:t xml:space="preserve">• </w:t>
-      </w:r>
-      <w:r>
-        <w:t>Field: Status. Value: Escalated.</w:t>
+        <w:t xml:space="preserve">• Field: Status. Value: Escalated.</w:t>
       </w:r>
     </w:p>
     <w:p>
@@ -1195,10 +1180,7 @@
         <w:ind w:left="680" w:hanging="227"/>
       </w:pPr>
       <w:r>
-        <w:t xml:space="preserve">• </w:t>
-      </w:r>
-      <w:r>
-        <w:t>Name: Service Disruption</w:t>
+        <w:t xml:space="preserve">• Name: Service Disruption</w:t>
       </w:r>
     </w:p>
     <w:p>
@@ -1207,10 +1189,7 @@
         <w:ind w:left="680" w:hanging="227"/>
       </w:pPr>
       <w:r>
-        <w:t xml:space="preserve">• </w:t>
-      </w:r>
-      <w:r>
-        <w:t>API Name: Service_Disruption (auto-fills)</w:t>
+        <w:t xml:space="preserve">• API Name: Service_Disruption (auto-fills)</w:t>
       </w:r>
     </w:p>
     <w:p>
@@ -1219,10 +1198,7 @@
         <w:ind w:left="680" w:hanging="227"/>
       </w:pPr>
       <w:r>
-        <w:t xml:space="preserve">• </w:t>
-      </w:r>
-      <w:r>
-        <w:t>Source Type: Object (select from dropdown)</w:t>
+        <w:t xml:space="preserve">• Source Type: Object (select from dropdown)</w:t>
       </w:r>
     </w:p>
     <w:p>
@@ -1231,10 +1207,7 @@
         <w:ind w:left="680" w:hanging="227"/>
       </w:pPr>
       <w:r>
-        <w:t xml:space="preserve">• </w:t>
-      </w:r>
-      <w:r>
-        <w:t>Object: click the search icon and pick Service Disruption</w:t>
+        <w:t xml:space="preserve">• Object: click the search icon and pick Service Disruption</w:t>
       </w:r>
     </w:p>
     <w:p>
@@ -1320,10 +1293,7 @@
         <w:ind w:left="680" w:hanging="227"/>
       </w:pPr>
       <w:r>
-        <w:t xml:space="preserve">• </w:t>
-      </w:r>
-      <w:r>
-        <w:t>You are the MTA Digital Communications Team drafter. Given a service disruption with the following details, write a concise rider-facing message under 280 characters in the MTA public communications voice: calm, informative, specific. Include the affected transit line, the issue in plain language, any delay estimate, and (if known) alternative routes. Do not use jargon. Use "we" to speak for MTA.</w:t>
+        <w:t xml:space="preserve">• You are the MTA Digital Communications Team drafter. Given a service disruption with the following details, write a concise rider-facing message under 280 characters in the MTA public communications voice: calm, informative, specific. Include the affected transit line, the issue in plain language, any delay estimate, and (if known) alternative routes. Do not use jargon. Use "we" to speak for MTA.</w:t>
       </w:r>
     </w:p>
     <w:p>
@@ -1334,7 +1304,6 @@
       <w:r>
         <w:t xml:space="preserve">• </w:t>
       </w:r>
-      <w:r/>
     </w:p>
     <w:p>
       <w:pPr>
@@ -1342,10 +1311,7 @@
         <w:ind w:left="680" w:hanging="227"/>
       </w:pPr>
       <w:r>
-        <w:t xml:space="preserve">• </w:t>
-      </w:r>
-      <w:r>
-        <w:t>Service Disruption details:</w:t>
+        <w:t xml:space="preserve">• Service Disruption details:</w:t>
       </w:r>
     </w:p>
     <w:p>
@@ -1400,10 +1366,7 @@
         <w:ind w:left="680" w:hanging="227"/>
       </w:pPr>
       <w:r>
-        <w:t xml:space="preserve">• </w:t>
-      </w:r>
-      <w:r>
-        <w:t>Headline (API: Headline__c)</w:t>
+        <w:t xml:space="preserve">• Headline (API: Headline__c)</w:t>
       </w:r>
     </w:p>
     <w:p>
@@ -1412,10 +1375,7 @@
         <w:ind w:left="680" w:hanging="227"/>
       </w:pPr>
       <w:r>
-        <w:t xml:space="preserve">• </w:t>
-      </w:r>
-      <w:r>
-        <w:t>Description (API: Public_Description__c)</w:t>
+        <w:t xml:space="preserve">• Description (API: Description__c)</w:t>
       </w:r>
     </w:p>
     <w:p>
@@ -1424,10 +1384,7 @@
         <w:ind w:left="680" w:hanging="227"/>
       </w:pPr>
       <w:r>
-        <w:t xml:space="preserve">• </w:t>
-      </w:r>
-      <w:r>
-        <w:t>Affected Line (API: Affected_Line__c)</w:t>
+        <w:t xml:space="preserve">• Affected Line (API: Affected_Line__c)</w:t>
       </w:r>
     </w:p>
     <w:p>
@@ -1436,10 +1393,7 @@
         <w:ind w:left="680" w:hanging="227"/>
       </w:pPr>
       <w:r>
-        <w:t xml:space="preserve">• </w:t>
-      </w:r>
-      <w:r>
-        <w:t>Severity (API: Severity__c)</w:t>
+        <w:t xml:space="preserve">• Severity (API: Severity__c)</w:t>
       </w:r>
     </w:p>
     <w:p>
@@ -1463,10 +1417,7 @@
         <w:ind w:left="680" w:hanging="227"/>
       </w:pPr>
       <w:r>
-        <w:t xml:space="preserve">• </w:t>
-      </w:r>
-      <w:r>
-        <w:t>Return only the rider-facing message text. No preamble, no quotes, no caveats.</w:t>
+        <w:t xml:space="preserve">• Return only the rider-facing message text. No preamble, no quotes, no caveats.</w:t>
       </w:r>
     </w:p>
     <w:p>
@@ -1799,10 +1750,7 @@
         <w:ind w:left="680" w:hanging="227"/>
       </w:pPr>
       <w:r>
-        <w:t xml:space="preserve">• </w:t>
-      </w:r>
-      <w:r>
-        <w:t>Field: Record ID. Operator: Equals. Value: {!recordId}.</w:t>
+        <w:t xml:space="preserve">• Field: Record ID. Operator: Equals. Value: {!recordId}.</w:t>
       </w:r>
     </w:p>
     <w:p>
@@ -2207,10 +2155,7 @@
         <w:ind w:left="680" w:hanging="227"/>
       </w:pPr>
       <w:r>
-        <w:t xml:space="preserve">• </w:t>
-      </w:r>
-      <w:r>
-        <w:t>Field: Record ID. Operator: Equals. Value: {!recordId}.</w:t>
+        <w:t xml:space="preserve">• Field: Record ID. Operator: Equals. Value: {!recordId}.</w:t>
       </w:r>
     </w:p>
     <w:p>
@@ -2234,10 +2179,7 @@
         <w:ind w:left="680" w:hanging="227"/>
       </w:pPr>
       <w:r>
-        <w:t xml:space="preserve">• </w:t>
-      </w:r>
-      <w:r>
-        <w:t>Field: Rider-Facing Message. For Value, click into the resource picker. Navigate: Review Draft &gt; Draft Rider Message. The value populates as {!Draft_Rider_Message}.</w:t>
+        <w:t xml:space="preserve">• Field: Rider-Facing Message. For Value, click into the resource picker. Navigate: Review Draft &gt; Draft Rider Message. The value populates as {!Draft_Rider_Message}.</w:t>
       </w:r>
     </w:p>
     <w:p>
@@ -3040,10 +2982,7 @@
         <w:ind w:left="680" w:hanging="227"/>
       </w:pPr>
       <w:r>
-        <w:t xml:space="preserve">• </w:t>
-      </w:r>
-      <w:r>
-        <w:t>Field: open the Field dropdown and select Service Disruption: Rider-Facing Message.</w:t>
+        <w:t xml:space="preserve">• Field: open the Field dropdown and select Service Disruption: Rider-Facing Message.</w:t>
       </w:r>
     </w:p>
     <w:p>
@@ -3052,10 +2991,7 @@
         <w:ind w:left="680" w:hanging="227"/>
       </w:pPr>
       <w:r>
-        <w:t xml:space="preserve">• </w:t>
-      </w:r>
-      <w:r>
-        <w:t>Operator: select not equal to.</w:t>
+        <w:t xml:space="preserve">• Operator: select not equal to.</w:t>
       </w:r>
     </w:p>
     <w:p>
@@ -3064,10 +3000,7 @@
         <w:ind w:left="680" w:hanging="227"/>
       </w:pPr>
       <w:r>
-        <w:t xml:space="preserve">• </w:t>
-      </w:r>
-      <w:r>
-        <w:t>Value: leave the Value box EMPTY. (An empty Value with a 'not equal to' operator means the Rider-Facing Message must be populated for the approval process to fire.)</w:t>
+        <w:t xml:space="preserve">• Value: leave the Value box EMPTY. (An empty Value with a 'not equal to' operator means the Rider-Facing Message must be populated for the approval process to fire.)</w:t>
       </w:r>
     </w:p>
     <w:p>
@@ -3107,10 +3040,7 @@
         <w:ind w:left="680" w:hanging="227"/>
       </w:pPr>
       <w:r>
-        <w:t xml:space="preserve">• </w:t>
-      </w:r>
-      <w:r>
-        <w:t>Select the radio button for "Automatically assign to approver(s)".</w:t>
+        <w:t xml:space="preserve">• Select the radio button for "Automatically assign to approver(s)".</w:t>
       </w:r>
     </w:p>
     <w:p>
@@ -3119,10 +3049,7 @@
         <w:ind w:left="680" w:hanging="227"/>
       </w:pPr>
       <w:r>
-        <w:t xml:space="preserve">• </w:t>
-      </w:r>
-      <w:r>
-        <w:t>In the row below, leave the dropdown set to User.</w:t>
+        <w:t xml:space="preserve">• In the row below, leave the dropdown set to User.</w:t>
       </w:r>
     </w:p>
     <w:p>
@@ -3131,10 +3058,7 @@
         <w:ind w:left="680" w:hanging="227"/>
       </w:pPr>
       <w:r>
-        <w:t xml:space="preserve">• </w:t>
-      </w:r>
-      <w:r>
-        <w:t>Click the lookup icon (magnifying glass) next to the User field. Search for your own name and select yourself as the approver. (This lets you approve your own submission for the workshop demo.)</w:t>
+        <w:t xml:space="preserve">• Click the lookup icon (magnifying glass) next to the User field. Search for your own name and select yourself as the approver. (This lets you approve your own submission for the workshop demo.)</w:t>
       </w:r>
     </w:p>
     <w:p>
@@ -3143,10 +3067,7 @@
         <w:ind w:left="680" w:hanging="227"/>
       </w:pPr>
       <w:r>
-        <w:t xml:space="preserve">• </w:t>
-      </w:r>
-      <w:r>
-        <w:t>When multiple approvers are selected: leave the default "Approve or reject based on the FIRST response."</w:t>
+        <w:t xml:space="preserve">• When multiple approvers are selected: leave the default "Approve or reject based on the FIRST response."</w:t>
       </w:r>
     </w:p>
     <w:p>
@@ -3779,10 +3700,7 @@
         <w:ind w:left="680" w:hanging="227"/>
       </w:pPr>
       <w:r>
-        <w:t xml:space="preserve">• </w:t>
-      </w:r>
-      <w:r>
-        <w:t>Show Me: All service disruptions.</w:t>
+        <w:t xml:space="preserve">• Show Me: All service disruptions.</w:t>
       </w:r>
     </w:p>
     <w:p>
@@ -3791,10 +3709,7 @@
         <w:ind w:left="680" w:hanging="227"/>
       </w:pPr>
       <w:r>
-        <w:t xml:space="preserve">• </w:t>
-      </w:r>
-      <w:r>
-        <w:t>Created Date: All Time.</w:t>
+        <w:t xml:space="preserve">• Created Date: All Time.</w:t>
       </w:r>
     </w:p>
     <w:p>
@@ -3803,10 +3718,7 @@
         <w:ind w:left="680" w:hanging="227"/>
       </w:pPr>
       <w:r>
-        <w:t xml:space="preserve">• </w:t>
-      </w:r>
-      <w:r>
-        <w:t>Status: not equal to Cleared.</w:t>
+        <w:t xml:space="preserve">• Status: not equal to Cleared.</w:t>
       </w:r>
     </w:p>
     <w:p>
@@ -3890,10 +3802,7 @@
         <w:ind w:left="680" w:hanging="227"/>
       </w:pPr>
       <w:r>
-        <w:t xml:space="preserve">• </w:t>
-      </w:r>
-      <w:r>
-        <w:t>Service Disruption: Headline</w:t>
+        <w:t xml:space="preserve">• Service Disruption: Headline</w:t>
       </w:r>
     </w:p>
     <w:p>
@@ -3902,10 +3811,7 @@
         <w:ind w:left="680" w:hanging="227"/>
       </w:pPr>
       <w:r>
-        <w:t xml:space="preserve">• </w:t>
-      </w:r>
-      <w:r>
-        <w:t>Service Disruption: Status</w:t>
+        <w:t xml:space="preserve">• Service Disruption: Status</w:t>
       </w:r>
     </w:p>
     <w:p>
@@ -3914,10 +3820,7 @@
         <w:ind w:left="680" w:hanging="227"/>
       </w:pPr>
       <w:r>
-        <w:t xml:space="preserve">• </w:t>
-      </w:r>
-      <w:r>
-        <w:t>Service Disruption: Severity</w:t>
+        <w:t xml:space="preserve">• Service Disruption: Severity</w:t>
       </w:r>
     </w:p>
     <w:p>
@@ -3926,10 +3829,7 @@
         <w:ind w:left="680" w:hanging="227"/>
       </w:pPr>
       <w:r>
-        <w:t xml:space="preserve">• </w:t>
-      </w:r>
-      <w:r>
-        <w:t>Service Disruption: Affected Line</w:t>
+        <w:t xml:space="preserve">• Service Disruption: Affected Line</w:t>
       </w:r>
     </w:p>
     <w:p>
@@ -3938,10 +3838,7 @@
         <w:ind w:left="680" w:hanging="227"/>
       </w:pPr>
       <w:r>
-        <w:t xml:space="preserve">• </w:t>
-      </w:r>
-      <w:r>
-        <w:t>Service Disruption: Created Date</w:t>
+        <w:t xml:space="preserve">• Service Disruption: Created Date</w:t>
       </w:r>
     </w:p>
     <w:p>
@@ -4147,10 +4044,7 @@
         <w:ind w:left="680" w:hanging="227"/>
       </w:pPr>
       <w:r>
-        <w:t xml:space="preserve">• </w:t>
-      </w:r>
-      <w:r>
-        <w:t>Remove Status: not equal to Cleared (click the X on the pill).</w:t>
+        <w:t xml:space="preserve">• Remove Status: not equal to Cleared (click the X on the pill).</w:t>
       </w:r>
     </w:p>
     <w:p>
@@ -4159,10 +4053,7 @@
         <w:ind w:left="680" w:hanging="227"/>
       </w:pPr>
       <w:r>
-        <w:t xml:space="preserve">• </w:t>
-      </w:r>
-      <w:r>
-        <w:t>Add Duration (Minutes): greater than 0. This excludes disruptions without both timestamps.</w:t>
+        <w:t xml:space="preserve">• Add Duration (Minutes): greater than 0. This excludes disruptions without both timestamps.</w:t>
       </w:r>
     </w:p>
     <w:p>
@@ -4231,10 +4122,7 @@
         <w:ind w:left="680" w:hanging="227"/>
       </w:pPr>
       <w:r>
-        <w:t xml:space="preserve">• </w:t>
-      </w:r>
-      <w:r>
-        <w:t>Service Disruption: Disruption Start Date/Time</w:t>
+        <w:t xml:space="preserve">• Service Disruption: Disruption Start Date/Time</w:t>
       </w:r>
     </w:p>
     <w:p>
@@ -4243,10 +4131,7 @@
         <w:ind w:left="680" w:hanging="227"/>
       </w:pPr>
       <w:r>
-        <w:t xml:space="preserve">• </w:t>
-      </w:r>
-      <w:r>
-        <w:t>Service Disruption: Disruption Cleared Date/Time</w:t>
+        <w:t xml:space="preserve">• Service Disruption: Disruption Cleared Date/Time</w:t>
       </w:r>
     </w:p>
     <w:p>
@@ -4255,10 +4140,7 @@
         <w:ind w:left="680" w:hanging="227"/>
       </w:pPr>
       <w:r>
-        <w:t xml:space="preserve">• </w:t>
-      </w:r>
-      <w:r>
-        <w:t>Service Disruption: Duration (Minutes)</w:t>
+        <w:t xml:space="preserve">• Service Disruption: Duration (Minutes)</w:t>
       </w:r>
     </w:p>
     <w:p>
@@ -4760,7 +4642,7 @@
         <w:t xml:space="preserve">1. </w:t>
       </w:r>
       <w:r>
-        <w:t>Change SD-00001's Status to Active. Related Case Status becomes Escalated automatically.</w:t>
+        <w:t>First, reset the test state: set your Golden Case Status back to New, save it, then set SD-00001's Status back to Declared, save that. Now change SD-00001's Status to Active. Related Case Status becomes Escalated automatically.</w:t>
       </w:r>
     </w:p>
     <w:p>
@@ -4924,7 +4806,7 @@
         <w:spacing w:after="40"/>
       </w:pPr>
       <w:r>
-        <w:t>Submit for Approval button missing: add it to the Service Disruption Layout's Buttons section via Page Layouts.</w:t>
+        <w:t>Submit for Approval button missing: Part 3.6 upgraded the Service Disruption page to Dynamic Actions, so adding the button via Page Layouts does not help. Confirm Part 4.6 added the Submit for Approval button via Dynamic Actions in Lightning App Builder.</w:t>
       </w:r>
     </w:p>
     <w:p>
@@ -4951,7 +4833,7 @@
     </w:p>
     <w:p>
       <w:r>
-        <w:t>Lab 7 (next session) is the Executive Scenario Simulation. You'll run the full ServicePulse 360 stack end-to-end: a disruption is declared, Cases roll in and auto-escalate, a Work Order dispatches, Prompt Builder drafts the rider message, Approval Process gates it, Dashboard reflects the live state. The capstone where everything you built from Lab 1 through Lab 6 moves together in a single scenario.</w:t>
+        <w:t>Lab 7 (Day 2 afternoon) is the Agentforce Dispatcher Assistant, where you'll wrap all of today's capabilities inside an agent that can reason over your Service Disruption records. The optional Executive Scenario Simulation runs after Lab 7 as a Day 2 wrap exercise. You'll run the full ServicePulse 360 stack end-to-end: a disruption is declared, Cases roll in and auto-escalate, a Work Order dispatches, Prompt Builder drafts the rider message, Approval Process gates it, Dashboard reflects the live state. The capstone where everything you built from Lab 1 through Lab 6 moves together in a single scenario.</w:t>
       </w:r>
     </w:p>
     <w:sectPr>

--- a/workshop-site/labs/Lab 06 - Participant.docx
+++ b/workshop-site/labs/Lab 06 - Participant.docx
@@ -258,6 +258,17 @@
       </w:r>
     </w:p>
     <w:p>
+      <w:r>
+        <w:rPr>
+          <w:rFonts w:ascii="Calibri" w:hAnsi="Calibri"/>
+          <w:b w:val="0"/>
+          <w:color w:val="000000"/>
+          <w:sz w:val="22"/>
+        </w:rPr>
+        <w:t>Navigate: You just clicked New Validation Rule from Setup &gt; Object Manager &gt; Service Disruption &gt; Validation Rules (1.1).</w:t>
+      </w:r>
+    </w:p>
+    <w:p>
       <w:pPr>
         <w:spacing w:after="40"/>
         <w:ind w:left="340" w:hanging="340"/>
@@ -381,6 +392,17 @@
           <w:sz w:val="24"/>
         </w:rPr>
         <w:t>1.3 - Test the rule</w:t>
+      </w:r>
+    </w:p>
+    <w:p>
+      <w:r>
+        <w:rPr>
+          <w:rFonts w:ascii="Calibri" w:hAnsi="Calibri"/>
+          <w:b w:val="0"/>
+          <w:color w:val="000000"/>
+          <w:sz w:val="22"/>
+        </w:rPr>
+        <w:t>Navigate: Return to the ServicePulse 360 app.</w:t>
       </w:r>
     </w:p>
     <w:p>
@@ -547,6 +569,17 @@
       </w:r>
     </w:p>
     <w:p>
+      <w:r>
+        <w:rPr>
+          <w:rFonts w:ascii="Calibri" w:hAnsi="Calibri"/>
+          <w:b w:val="0"/>
+          <w:color w:val="000000"/>
+          <w:sz w:val="22"/>
+        </w:rPr>
+        <w:t>Navigate: You are still in Flow Builder with a new Record-Triggered Flow (from 2.1 which opened Flow Builder).</w:t>
+      </w:r>
+    </w:p>
+    <w:p>
       <w:pPr>
         <w:spacing w:after="40"/>
         <w:ind w:left="340" w:hanging="340"/>
@@ -673,6 +706,17 @@
       </w:r>
     </w:p>
     <w:p>
+      <w:r>
+        <w:rPr>
+          <w:rFonts w:ascii="Calibri" w:hAnsi="Calibri"/>
+          <w:b w:val="0"/>
+          <w:color w:val="000000"/>
+          <w:sz w:val="22"/>
+        </w:rPr>
+        <w:t>Navigate: You just finished configuring Start in 2.2 inside Flow Builder.</w:t>
+      </w:r>
+    </w:p>
+    <w:p>
       <w:pPr>
         <w:spacing w:after="40"/>
         <w:ind w:left="340" w:hanging="340"/>
@@ -847,6 +891,17 @@
       </w:r>
     </w:p>
     <w:p>
+      <w:r>
+        <w:rPr>
+          <w:rFonts w:ascii="Calibri" w:hAnsi="Calibri"/>
+          <w:b w:val="0"/>
+          <w:color w:val="000000"/>
+          <w:sz w:val="22"/>
+        </w:rPr>
+        <w:t>Navigate: Still in Flow Builder with the Update Records element configured.</w:t>
+      </w:r>
+    </w:p>
+    <w:p>
       <w:pPr>
         <w:spacing w:after="40"/>
         <w:ind w:left="340" w:hanging="340"/>
@@ -946,6 +1001,17 @@
           <w:sz w:val="24"/>
         </w:rPr>
         <w:t>2.5 - Test the Flow</w:t>
+      </w:r>
+    </w:p>
+    <w:p>
+      <w:r>
+        <w:rPr>
+          <w:rFonts w:ascii="Calibri" w:hAnsi="Calibri"/>
+          <w:b w:val="0"/>
+          <w:color w:val="000000"/>
+          <w:sz w:val="22"/>
+        </w:rPr>
+        <w:t>Navigate: Return to the ServicePulse 360 app.</w:t>
       </w:r>
     </w:p>
     <w:p>
@@ -1254,6 +1320,17 @@
     </w:p>
     <w:p>
       <w:r>
+        <w:rPr>
+          <w:rFonts w:ascii="Calibri" w:hAnsi="Calibri"/>
+          <w:b w:val="0"/>
+          <w:color w:val="000000"/>
+          <w:sz w:val="22"/>
+        </w:rPr>
+        <w:t>Navigate: You should still be in Prompt Builder from 3.1 with your new Prompt Template open.</w:t>
+      </w:r>
+    </w:p>
+    <w:p>
+      <w:r>
         <w:t>The Prompt Builder editor shows three panes: a left sidebar with Template Details (Properties and Resources tabs), a middle Prompt pane where you author the prompt, and a right sidebar with numbered Resolved Prompt and Generated Response panels for preview.</w:t>
       </w:r>
     </w:p>
@@ -1463,6 +1540,17 @@
       </w:r>
     </w:p>
     <w:p>
+      <w:r>
+        <w:rPr>
+          <w:rFonts w:ascii="Calibri" w:hAnsi="Calibri"/>
+          <w:b w:val="0"/>
+          <w:color w:val="000000"/>
+          <w:sz w:val="22"/>
+        </w:rPr>
+        <w:t>Navigate: Still in Prompt Builder with the prompt body authored in 3.2.</w:t>
+      </w:r>
+    </w:p>
+    <w:p>
       <w:pPr>
         <w:spacing w:after="40"/>
         <w:ind w:left="340" w:hanging="340"/>
@@ -1567,6 +1655,17 @@
     </w:p>
     <w:p>
       <w:r>
+        <w:rPr>
+          <w:rFonts w:ascii="Calibri" w:hAnsi="Calibri"/>
+          <w:b w:val="0"/>
+          <w:color w:val="000000"/>
+          <w:sz w:val="22"/>
+        </w:rPr>
+        <w:t>Navigate: The Prompt Template from 3.2 is saved and previewed. Now switch to Flow Builder.</w:t>
+      </w:r>
+    </w:p>
+    <w:p>
+      <w:r>
         <w:t>The Screen Flow receives the Service Disruption's recordId from the Quick Action, retrieves the full record via a Get Records element, passes it to the Prompt Template, shows the AI output on a screen for review, and updates the record. Four elements in order: Get Records, Action, Screen, Update Records.</w:t>
       </w:r>
     </w:p>
@@ -1628,6 +1727,17 @@
       </w:r>
     </w:p>
     <w:p>
+      <w:r>
+        <w:rPr>
+          <w:rFonts w:ascii="Calibri" w:hAnsi="Calibri"/>
+          <w:b w:val="0"/>
+          <w:color w:val="000000"/>
+          <w:sz w:val="22"/>
+        </w:rPr>
+        <w:t>Navigate: You are inside the new Screen Flow in Flow Builder (from 3.4).</w:t>
+      </w:r>
+    </w:p>
+    <w:p>
       <w:pPr>
         <w:spacing w:after="40"/>
         <w:ind w:left="340" w:hanging="340"/>
@@ -1685,6 +1795,17 @@
       </w:r>
     </w:p>
     <w:p>
+      <w:r>
+        <w:rPr>
+          <w:rFonts w:ascii="Calibri" w:hAnsi="Calibri"/>
+          <w:b w:val="0"/>
+          <w:color w:val="000000"/>
+          <w:sz w:val="22"/>
+        </w:rPr>
+        <w:t>Navigate: Still in Flow Builder with the recordId variable created in 3.4.1.</w:t>
+      </w:r>
+    </w:p>
+    <w:p>
       <w:pPr>
         <w:spacing w:after="40"/>
         <w:ind w:left="340" w:hanging="340"/>
@@ -1811,6 +1932,17 @@
       </w:r>
     </w:p>
     <w:p>
+      <w:r>
+        <w:rPr>
+          <w:rFonts w:ascii="Calibri" w:hAnsi="Calibri"/>
+          <w:b w:val="0"/>
+          <w:color w:val="000000"/>
+          <w:sz w:val="22"/>
+        </w:rPr>
+        <w:t>Navigate: Still in Flow Builder with Get Records configured in 3.4.2.</w:t>
+      </w:r>
+    </w:p>
+    <w:p>
       <w:pPr>
         <w:spacing w:after="40"/>
         <w:ind w:left="340" w:hanging="340"/>
@@ -1928,6 +2060,17 @@
       </w:r>
     </w:p>
     <w:p>
+      <w:r>
+        <w:rPr>
+          <w:rFonts w:ascii="Calibri" w:hAnsi="Calibri"/>
+          <w:b w:val="0"/>
+          <w:color w:val="000000"/>
+          <w:sz w:val="22"/>
+        </w:rPr>
+        <w:t>Navigate: Still in Flow Builder with the Action element configured in 3.4.3.</w:t>
+      </w:r>
+    </w:p>
+    <w:p>
       <w:pPr>
         <w:spacing w:after="40"/>
         <w:ind w:left="340" w:hanging="340"/>
@@ -2075,6 +2218,17 @@
       </w:r>
     </w:p>
     <w:p>
+      <w:r>
+        <w:rPr>
+          <w:rFonts w:ascii="Calibri" w:hAnsi="Calibri"/>
+          <w:b w:val="0"/>
+          <w:color w:val="000000"/>
+          <w:sz w:val="22"/>
+        </w:rPr>
+        <w:t>Navigate: Still in Flow Builder with the Screen element configured in 3.4.4.</w:t>
+      </w:r>
+    </w:p>
+    <w:p>
       <w:pPr>
         <w:spacing w:after="40"/>
         <w:ind w:left="340" w:hanging="340"/>
@@ -2210,6 +2364,17 @@
       </w:r>
     </w:p>
     <w:p>
+      <w:r>
+        <w:rPr>
+          <w:rFonts w:ascii="Calibri" w:hAnsi="Calibri"/>
+          <w:b w:val="0"/>
+          <w:color w:val="000000"/>
+          <w:sz w:val="22"/>
+        </w:rPr>
+        <w:t>Navigate: Still in Flow Builder with the Update Records element from 3.4.5.</w:t>
+      </w:r>
+    </w:p>
+    <w:p>
       <w:pPr>
         <w:spacing w:after="40"/>
         <w:ind w:left="340" w:hanging="340"/>
@@ -2327,6 +2492,17 @@
       </w:r>
     </w:p>
     <w:p>
+      <w:r>
+        <w:rPr>
+          <w:rFonts w:ascii="Calibri" w:hAnsi="Calibri"/>
+          <w:b w:val="0"/>
+          <w:color w:val="000000"/>
+          <w:sz w:val="22"/>
+        </w:rPr>
+        <w:t>Navigate: Still in Flow Builder with all elements configured.</w:t>
+      </w:r>
+    </w:p>
+    <w:p>
       <w:pPr>
         <w:spacing w:after="40"/>
         <w:ind w:left="340" w:hanging="340"/>
@@ -2502,6 +2678,17 @@
     </w:p>
     <w:p>
       <w:r>
+        <w:rPr>
+          <w:rFonts w:ascii="Calibri" w:hAnsi="Calibri"/>
+          <w:b w:val="0"/>
+          <w:color w:val="000000"/>
+          <w:sz w:val="22"/>
+        </w:rPr>
+        <w:t>Navigate: Return to the ServicePulse 360 app.</w:t>
+      </w:r>
+    </w:p>
+    <w:p>
+      <w:r>
         <w:t>Service Disruption's record page is still using the legacy Highlights Panel action model. We'll upgrade it to Dynamic Actions so we can place the Draft Rider Message quick action directly on the page's Highlights Panel in Lightning App Builder.</w:t>
       </w:r>
     </w:p>
@@ -2700,6 +2887,17 @@
           <w:sz w:val="24"/>
         </w:rPr>
         <w:t>3.7 - Test the Quick Action</w:t>
+      </w:r>
+    </w:p>
+    <w:p>
+      <w:r>
+        <w:rPr>
+          <w:rFonts w:ascii="Calibri" w:hAnsi="Calibri"/>
+          <w:b w:val="0"/>
+          <w:color w:val="000000"/>
+          <w:sz w:val="22"/>
+        </w:rPr>
+        <w:t>Navigate: You just saved and activated the SD-00001 Lightning record page from 3.6.</w:t>
       </w:r>
     </w:p>
     <w:p>
@@ -2810,6 +3008,17 @@
     </w:p>
     <w:p>
       <w:r>
+        <w:rPr>
+          <w:rFonts w:ascii="Calibri" w:hAnsi="Calibri"/>
+          <w:b w:val="0"/>
+          <w:color w:val="000000"/>
+          <w:sz w:val="22"/>
+        </w:rPr>
+        <w:t>Navigate: Open Setup if not already there (gear icon &gt; Setup).</w:t>
+      </w:r>
+    </w:p>
+    <w:p>
+      <w:r>
         <w:t>Publish Status was created in Lab 5 (as the 10th field on Service Disruption). This Part 4 approval process writes to that field, so verify it's there and visible on the record page before continuing.</w:t>
       </w:r>
     </w:p>
@@ -3113,6 +3322,17 @@
       </w:r>
     </w:p>
     <w:p>
+      <w:r>
+        <w:rPr>
+          <w:rFonts w:ascii="Calibri" w:hAnsi="Calibri"/>
+          <w:b w:val="0"/>
+          <w:color w:val="000000"/>
+          <w:sz w:val="22"/>
+        </w:rPr>
+        <w:t>Navigate: You are still on the Approval Process detail page from 4.2.</w:t>
+      </w:r>
+    </w:p>
+    <w:p>
       <w:pPr>
         <w:spacing w:after="40"/>
         <w:ind w:left="340" w:hanging="340"/>
@@ -3215,6 +3435,17 @@
       </w:r>
     </w:p>
     <w:p>
+      <w:r>
+        <w:rPr>
+          <w:rFonts w:ascii="Calibri" w:hAnsi="Calibri"/>
+          <w:b w:val="0"/>
+          <w:color w:val="000000"/>
+          <w:sz w:val="22"/>
+        </w:rPr>
+        <w:t>Navigate: Still on the Approval Process detail page.</w:t>
+      </w:r>
+    </w:p>
+    <w:p>
       <w:pPr>
         <w:spacing w:after="40"/>
         <w:ind w:left="340" w:hanging="340"/>
@@ -3317,6 +3548,17 @@
       </w:r>
     </w:p>
     <w:p>
+      <w:r>
+        <w:rPr>
+          <w:rFonts w:ascii="Calibri" w:hAnsi="Calibri"/>
+          <w:b w:val="0"/>
+          <w:color w:val="000000"/>
+          <w:sz w:val="22"/>
+        </w:rPr>
+        <w:t>Navigate: Still on the Approval Process detail page from 4.4.</w:t>
+      </w:r>
+    </w:p>
+    <w:p>
       <w:pPr>
         <w:spacing w:after="40"/>
         <w:ind w:left="340" w:hanging="340"/>
@@ -3341,6 +3583,17 @@
           <w:sz w:val="24"/>
         </w:rPr>
         <w:t>4.6 - Test the Approval Process</w:t>
+      </w:r>
+    </w:p>
+    <w:p>
+      <w:r>
+        <w:rPr>
+          <w:rFonts w:ascii="Calibri" w:hAnsi="Calibri"/>
+          <w:b w:val="0"/>
+          <w:color w:val="000000"/>
+          <w:sz w:val="22"/>
+        </w:rPr>
+        <w:t>Navigate: Return to the ServicePulse 360 app.</w:t>
       </w:r>
     </w:p>
     <w:p>
@@ -3590,6 +3843,17 @@
       </w:r>
     </w:p>
     <w:p>
+      <w:r>
+        <w:rPr>
+          <w:rFonts w:ascii="Calibri" w:hAnsi="Calibri"/>
+          <w:b w:val="0"/>
+          <w:color w:val="000000"/>
+          <w:sz w:val="22"/>
+        </w:rPr>
+        <w:t>Navigate: Return to the ServicePulse 360 app.</w:t>
+      </w:r>
+    </w:p>
+    <w:p>
       <w:pPr>
         <w:spacing w:after="40"/>
         <w:ind w:left="340" w:hanging="340"/>
@@ -3915,6 +4179,17 @@
     </w:p>
     <w:p>
       <w:r>
+        <w:rPr>
+          <w:rFonts w:ascii="Calibri" w:hAnsi="Calibri"/>
+          <w:b w:val="0"/>
+          <w:color w:val="000000"/>
+          <w:sz w:val="22"/>
+        </w:rPr>
+        <w:t>Navigate: You just saved Report 1 (Active Service Disruptions by Agency) in 5.1.</w:t>
+      </w:r>
+    </w:p>
+    <w:p>
+      <w:r>
         <w:t>This is the responsiveness measurement MTA Operations needs. Group by Record Type (agency), aggregate Duration (Minutes) with AVERAGE. Rather than start from scratch, clone Report 1 and adjust.</w:t>
       </w:r>
     </w:p>
@@ -4199,6 +4474,17 @@
           <w:sz w:val="24"/>
         </w:rPr>
         <w:t>5.3 - Build the Dashboard with two widgets</w:t>
+      </w:r>
+    </w:p>
+    <w:p>
+      <w:r>
+        <w:rPr>
+          <w:rFonts w:ascii="Calibri" w:hAnsi="Calibri"/>
+          <w:b w:val="0"/>
+          <w:color w:val="000000"/>
+          <w:sz w:val="22"/>
+        </w:rPr>
+        <w:t>Navigate: You just saved Report 2 (Average Duration by Agency) in 5.2.</w:t>
       </w:r>
     </w:p>
     <w:p>
@@ -4559,6 +4845,17 @@
       </w:r>
     </w:p>
     <w:p>
+      <w:r>
+        <w:rPr>
+          <w:rFonts w:ascii="Calibri" w:hAnsi="Calibri"/>
+          <w:b w:val="0"/>
+          <w:color w:val="000000"/>
+          <w:sz w:val="22"/>
+        </w:rPr>
+        <w:t>Navigate: App Launcher &gt; Service Disruptions.</w:t>
+      </w:r>
+    </w:p>
+    <w:p>
       <w:pPr>
         <w:spacing w:after="40"/>
         <w:ind w:left="340" w:hanging="340"/>
@@ -4631,6 +4928,17 @@
       </w:r>
     </w:p>
     <w:p>
+      <w:r>
+        <w:rPr>
+          <w:rFonts w:ascii="Calibri" w:hAnsi="Calibri"/>
+          <w:b w:val="0"/>
+          <w:color w:val="000000"/>
+          <w:sz w:val="22"/>
+        </w:rPr>
+        <w:t>Navigate: App Launcher &gt; Service Disruptions.</w:t>
+      </w:r>
+    </w:p>
+    <w:p>
       <w:pPr>
         <w:spacing w:after="40"/>
         <w:ind w:left="340" w:hanging="340"/>
@@ -4658,6 +4966,17 @@
       </w:r>
     </w:p>
     <w:p>
+      <w:r>
+        <w:rPr>
+          <w:rFonts w:ascii="Calibri" w:hAnsi="Calibri"/>
+          <w:b w:val="0"/>
+          <w:color w:val="000000"/>
+          <w:sz w:val="22"/>
+        </w:rPr>
+        <w:t>Navigate: App Launcher &gt; Service Disruptions &gt; SD-00001.</w:t>
+      </w:r>
+    </w:p>
+    <w:p>
       <w:pPr>
         <w:spacing w:after="40"/>
         <w:ind w:left="340" w:hanging="340"/>
@@ -4685,6 +5004,17 @@
       </w:r>
     </w:p>
     <w:p>
+      <w:r>
+        <w:rPr>
+          <w:rFonts w:ascii="Calibri" w:hAnsi="Calibri"/>
+          <w:b w:val="0"/>
+          <w:color w:val="000000"/>
+          <w:sz w:val="22"/>
+        </w:rPr>
+        <w:t>Navigate: App Launcher &gt; Service Disruptions &gt; SD-00001.</w:t>
+      </w:r>
+    </w:p>
+    <w:p>
       <w:pPr>
         <w:spacing w:after="40"/>
         <w:ind w:left="340" w:hanging="340"/>
@@ -4709,6 +5039,17 @@
           <w:sz w:val="24"/>
         </w:rPr>
         <w:t>Check 5 - Dashboard</w:t>
+      </w:r>
+    </w:p>
+    <w:p>
+      <w:r>
+        <w:rPr>
+          <w:rFonts w:ascii="Calibri" w:hAnsi="Calibri"/>
+          <w:b w:val="0"/>
+          <w:color w:val="000000"/>
+          <w:sz w:val="22"/>
+        </w:rPr>
+        <w:t>Navigate: App Launcher &gt; Dashboards.</w:t>
       </w:r>
     </w:p>
     <w:p>
